--- a/Наладчик контрольно-измерительных приборов и автоматики/профессиональной подготовки 14919 Наладчик контрольно-измерительных приборов и автоматики/Лекции ОП.05. Слесарное дело.docx
+++ b/Наладчик контрольно-измерительных приборов и автоматики/профессиональной подготовки 14919 Наладчик контрольно-измерительных приборов и автоматики/Лекции ОП.05. Слесарное дело.docx
@@ -252,6 +252,380 @@
           <w:sz w:val="28"/>
         </w:rPr>
         <w:t>Наладчик должен соблюдать правила: сверлить строго перпендикулярно поверхности, диаметр отверстия под резьбу выбирать на 0,1–0,2 мм меньше внутреннего диаметра резьбы, при нарезании резьбы метчик поворачивать на 1–2 оборота вперёд и на 1/4 оборота назад для ломки стружки, применять смазку (олифу для стали, керосин для алюминия). Качество резьбы проверяется резьбовым калибром или контрольным штуцером.</w:t>
+      </w:r>
+    </w:p>
+    <w:p/>
+    <w:tbl>
+      <w:tblPr>
+        <w:tblStyle w:val="TableGrid"/>
+        <w:tblW w:type="auto" w:w="0"/>
+        <w:tblLook w:firstColumn="1" w:firstRow="1" w:lastColumn="0" w:lastRow="0" w:noHBand="0" w:noVBand="1" w:val="04A0"/>
+      </w:tblPr>
+      <w:tblGrid>
+        <w:gridCol w:w="2160"/>
+        <w:gridCol w:w="2160"/>
+        <w:gridCol w:w="2160"/>
+        <w:gridCol w:w="2160"/>
+      </w:tblGrid>
+      <w:tr>
+        <w:tc>
+          <w:tcPr>
+            <w:tcW w:type="dxa" w:w="2160"/>
+            <w:shd w:fill="4472C4"/>
+          </w:tcPr>
+          <w:p>
+            <w:pPr>
+              <w:jc w:val="center"/>
+            </w:pPr>
+            <w:r>
+              <w:rPr>
+                <w:b/>
+                <w:color w:val="FFFFFF"/>
+                <w:sz w:val="20"/>
+              </w:rPr>
+              <w:t>Инструмент</w:t>
+            </w:r>
+          </w:p>
+        </w:tc>
+        <w:tc>
+          <w:tcPr>
+            <w:tcW w:type="dxa" w:w="2160"/>
+            <w:shd w:fill="4472C4"/>
+          </w:tcPr>
+          <w:p>
+            <w:pPr>
+              <w:jc w:val="center"/>
+            </w:pPr>
+            <w:r>
+              <w:rPr>
+                <w:b/>
+                <w:color w:val="FFFFFF"/>
+                <w:sz w:val="20"/>
+              </w:rPr>
+              <w:t>Точность (мм)</w:t>
+            </w:r>
+          </w:p>
+        </w:tc>
+        <w:tc>
+          <w:tcPr>
+            <w:tcW w:type="dxa" w:w="2160"/>
+            <w:shd w:fill="4472C4"/>
+          </w:tcPr>
+          <w:p>
+            <w:pPr>
+              <w:jc w:val="center"/>
+            </w:pPr>
+            <w:r>
+              <w:rPr>
+                <w:b/>
+                <w:color w:val="FFFFFF"/>
+                <w:sz w:val="20"/>
+              </w:rPr>
+              <w:t>Диапазон измерения</w:t>
+            </w:r>
+          </w:p>
+        </w:tc>
+        <w:tc>
+          <w:tcPr>
+            <w:tcW w:type="dxa" w:w="2160"/>
+            <w:shd w:fill="4472C4"/>
+          </w:tcPr>
+          <w:p>
+            <w:pPr>
+              <w:jc w:val="center"/>
+            </w:pPr>
+            <w:r>
+              <w:rPr>
+                <w:b/>
+                <w:color w:val="FFFFFF"/>
+                <w:sz w:val="20"/>
+              </w:rPr>
+              <w:t>Применение при наладке КИПиА</w:t>
+            </w:r>
+          </w:p>
+        </w:tc>
+      </w:tr>
+      <w:tr>
+        <w:tc>
+          <w:tcPr>
+            <w:tcW w:type="dxa" w:w="2160"/>
+          </w:tcPr>
+          <w:p>
+            <w:r>
+              <w:rPr>
+                <w:sz w:val="20"/>
+              </w:rPr>
+              <w:t>Штангенциркуль ШЦ-I</w:t>
+            </w:r>
+          </w:p>
+        </w:tc>
+        <w:tc>
+          <w:tcPr>
+            <w:tcW w:type="dxa" w:w="2160"/>
+          </w:tcPr>
+          <w:p>
+            <w:r>
+              <w:rPr>
+                <w:sz w:val="20"/>
+              </w:rPr>
+              <w:t>0,1</w:t>
+            </w:r>
+          </w:p>
+        </w:tc>
+        <w:tc>
+          <w:tcPr>
+            <w:tcW w:type="dxa" w:w="2160"/>
+          </w:tcPr>
+          <w:p>
+            <w:r>
+              <w:rPr>
+                <w:sz w:val="20"/>
+              </w:rPr>
+              <w:t>0–150 мм</w:t>
+            </w:r>
+          </w:p>
+        </w:tc>
+        <w:tc>
+          <w:tcPr>
+            <w:tcW w:type="dxa" w:w="2160"/>
+          </w:tcPr>
+          <w:p>
+            <w:r>
+              <w:rPr>
+                <w:sz w:val="20"/>
+              </w:rPr>
+              <w:t>Измерение наружных и внутренних размеров деталей</w:t>
+            </w:r>
+          </w:p>
+        </w:tc>
+      </w:tr>
+      <w:tr>
+        <w:tc>
+          <w:tcPr>
+            <w:tcW w:type="dxa" w:w="2160"/>
+          </w:tcPr>
+          <w:p>
+            <w:r>
+              <w:rPr>
+                <w:sz w:val="20"/>
+              </w:rPr>
+              <w:t>Штангенциркуль ШЦ-II</w:t>
+            </w:r>
+          </w:p>
+        </w:tc>
+        <w:tc>
+          <w:tcPr>
+            <w:tcW w:type="dxa" w:w="2160"/>
+          </w:tcPr>
+          <w:p>
+            <w:r>
+              <w:rPr>
+                <w:sz w:val="20"/>
+              </w:rPr>
+              <w:t>0,05</w:t>
+            </w:r>
+          </w:p>
+        </w:tc>
+        <w:tc>
+          <w:tcPr>
+            <w:tcW w:type="dxa" w:w="2160"/>
+          </w:tcPr>
+          <w:p>
+            <w:r>
+              <w:rPr>
+                <w:sz w:val="20"/>
+              </w:rPr>
+              <w:t>0–250 мм</w:t>
+            </w:r>
+          </w:p>
+        </w:tc>
+        <w:tc>
+          <w:tcPr>
+            <w:tcW w:type="dxa" w:w="2160"/>
+          </w:tcPr>
+          <w:p>
+            <w:r>
+              <w:rPr>
+                <w:sz w:val="20"/>
+              </w:rPr>
+              <w:t>Точное измерение деталей арматуры</w:t>
+            </w:r>
+          </w:p>
+        </w:tc>
+      </w:tr>
+      <w:tr>
+        <w:tc>
+          <w:tcPr>
+            <w:tcW w:type="dxa" w:w="2160"/>
+          </w:tcPr>
+          <w:p>
+            <w:r>
+              <w:rPr>
+                <w:sz w:val="20"/>
+              </w:rPr>
+              <w:t>Микрометр МК</w:t>
+            </w:r>
+          </w:p>
+        </w:tc>
+        <w:tc>
+          <w:tcPr>
+            <w:tcW w:type="dxa" w:w="2160"/>
+          </w:tcPr>
+          <w:p>
+            <w:r>
+              <w:rPr>
+                <w:sz w:val="20"/>
+              </w:rPr>
+              <w:t>0,01</w:t>
+            </w:r>
+          </w:p>
+        </w:tc>
+        <w:tc>
+          <w:tcPr>
+            <w:tcW w:type="dxa" w:w="2160"/>
+          </w:tcPr>
+          <w:p>
+            <w:r>
+              <w:rPr>
+                <w:sz w:val="20"/>
+              </w:rPr>
+              <w:t>0–25 мм</w:t>
+            </w:r>
+          </w:p>
+        </w:tc>
+        <w:tc>
+          <w:tcPr>
+            <w:tcW w:type="dxa" w:w="2160"/>
+          </w:tcPr>
+          <w:p>
+            <w:r>
+              <w:rPr>
+                <w:sz w:val="20"/>
+              </w:rPr>
+              <w:t>Измерение диаметров валов, толщины деталей</w:t>
+            </w:r>
+          </w:p>
+        </w:tc>
+      </w:tr>
+      <w:tr>
+        <w:tc>
+          <w:tcPr>
+            <w:tcW w:type="dxa" w:w="2160"/>
+          </w:tcPr>
+          <w:p>
+            <w:r>
+              <w:rPr>
+                <w:sz w:val="20"/>
+              </w:rPr>
+              <w:t>Нутромер индикаторный</w:t>
+            </w:r>
+          </w:p>
+        </w:tc>
+        <w:tc>
+          <w:tcPr>
+            <w:tcW w:type="dxa" w:w="2160"/>
+          </w:tcPr>
+          <w:p>
+            <w:r>
+              <w:rPr>
+                <w:sz w:val="20"/>
+              </w:rPr>
+              <w:t>0,01</w:t>
+            </w:r>
+          </w:p>
+        </w:tc>
+        <w:tc>
+          <w:tcPr>
+            <w:tcW w:type="dxa" w:w="2160"/>
+          </w:tcPr>
+          <w:p>
+            <w:r>
+              <w:rPr>
+                <w:sz w:val="20"/>
+              </w:rPr>
+              <w:t>6–150 мм</w:t>
+            </w:r>
+          </w:p>
+        </w:tc>
+        <w:tc>
+          <w:tcPr>
+            <w:tcW w:type="dxa" w:w="2160"/>
+          </w:tcPr>
+          <w:p>
+            <w:r>
+              <w:rPr>
+                <w:sz w:val="20"/>
+              </w:rPr>
+              <w:t>Измерение внутренних диаметров</w:t>
+            </w:r>
+          </w:p>
+        </w:tc>
+      </w:tr>
+      <w:tr>
+        <w:tc>
+          <w:tcPr>
+            <w:tcW w:type="dxa" w:w="2160"/>
+          </w:tcPr>
+          <w:p>
+            <w:r>
+              <w:rPr>
+                <w:sz w:val="20"/>
+              </w:rPr>
+              <w:t>Индикатор часового типа</w:t>
+            </w:r>
+          </w:p>
+        </w:tc>
+        <w:tc>
+          <w:tcPr>
+            <w:tcW w:type="dxa" w:w="2160"/>
+          </w:tcPr>
+          <w:p>
+            <w:r>
+              <w:rPr>
+                <w:sz w:val="20"/>
+              </w:rPr>
+              <w:t>0,01</w:t>
+            </w:r>
+          </w:p>
+        </w:tc>
+        <w:tc>
+          <w:tcPr>
+            <w:tcW w:type="dxa" w:w="2160"/>
+          </w:tcPr>
+          <w:p>
+            <w:r>
+              <w:rPr>
+                <w:sz w:val="20"/>
+              </w:rPr>
+              <w:t>0–10 мм</w:t>
+            </w:r>
+          </w:p>
+        </w:tc>
+        <w:tc>
+          <w:tcPr>
+            <w:tcW w:type="dxa" w:w="2160"/>
+          </w:tcPr>
+          <w:p>
+            <w:r>
+              <w:rPr>
+                <w:sz w:val="20"/>
+              </w:rPr>
+              <w:t>Контроль биения, соосности</w:t>
+            </w:r>
+          </w:p>
+        </w:tc>
+      </w:tr>
+    </w:tbl>
+    <w:p>
+      <w:pPr>
+        <w:jc w:val="center"/>
+      </w:pPr>
+      <w:r>
+        <w:rPr>
+          <w:i/>
+          <w:sz w:val="18"/>
+        </w:rPr>
+        <w:t>Таблица 1. Измерительные инструменты для слесарных работ КИПиА</w:t>
       </w:r>
     </w:p>
     <w:p>
@@ -550,6 +924,7 @@
         <w:t>Подготовка к наладочным испытаниям включает: подключение прибора к испытательному стенду или калибровочному оборудованию; проверку сопротивления изоляции электрических цепей; подачу питания и проверку работоспособности в номинальном режиме; прогрев прибора в течение времени, указанного в эксплуатационной документации. Без прогрева результаты наладки могут быть некорректными из-за температурной нестабильности параметров.</w:t>
       </w:r>
     </w:p>
+    <w:p/>
     <w:p>
       <w:pPr>
         <w:spacing w:after="40" w:line="360" w:lineRule="auto"/>
@@ -563,6 +938,485 @@
           <w:sz w:val="28"/>
         </w:rPr>
         <w:t>Результаты контроля качества сборки и подготовки к испытаниям заносятся в журнал наладочных работ. При выявлении серьёзных дефектов сборки прибор возвращается на доработку. Наладчик несёт ответственность за качество наладки, и начинать её следует только на исправно собранном приборе.</w:t>
+      </w:r>
+    </w:p>
+    <w:tbl>
+      <w:tblPr>
+        <w:tblStyle w:val="TableGrid"/>
+        <w:tblW w:type="auto" w:w="0"/>
+        <w:tblLook w:firstColumn="1" w:firstRow="1" w:lastColumn="0" w:lastRow="0" w:noHBand="0" w:noVBand="1" w:val="04A0"/>
+      </w:tblPr>
+      <w:tblGrid>
+        <w:gridCol w:w="2160"/>
+        <w:gridCol w:w="2160"/>
+        <w:gridCol w:w="2160"/>
+        <w:gridCol w:w="2160"/>
+      </w:tblGrid>
+      <w:tr>
+        <w:tc>
+          <w:tcPr>
+            <w:tcW w:type="dxa" w:w="2160"/>
+            <w:shd w:fill="4472C4"/>
+          </w:tcPr>
+          <w:p>
+            <w:pPr>
+              <w:jc w:val="center"/>
+            </w:pPr>
+            <w:r>
+              <w:rPr>
+                <w:b/>
+                <w:color w:val="FFFFFF"/>
+                <w:sz w:val="20"/>
+              </w:rPr>
+              <w:t>Операция</w:t>
+            </w:r>
+          </w:p>
+        </w:tc>
+        <w:tc>
+          <w:tcPr>
+            <w:tcW w:type="dxa" w:w="2160"/>
+            <w:shd w:fill="4472C4"/>
+          </w:tcPr>
+          <w:p>
+            <w:pPr>
+              <w:jc w:val="center"/>
+            </w:pPr>
+            <w:r>
+              <w:rPr>
+                <w:b/>
+                <w:color w:val="FFFFFF"/>
+                <w:sz w:val="20"/>
+              </w:rPr>
+              <w:t>Инструмент</w:t>
+            </w:r>
+          </w:p>
+        </w:tc>
+        <w:tc>
+          <w:tcPr>
+            <w:tcW w:type="dxa" w:w="2160"/>
+            <w:shd w:fill="4472C4"/>
+          </w:tcPr>
+          <w:p>
+            <w:pPr>
+              <w:jc w:val="center"/>
+            </w:pPr>
+            <w:r>
+              <w:rPr>
+                <w:b/>
+                <w:color w:val="FFFFFF"/>
+                <w:sz w:val="20"/>
+              </w:rPr>
+              <w:t>Квалитет точности</w:t>
+            </w:r>
+          </w:p>
+        </w:tc>
+        <w:tc>
+          <w:tcPr>
+            <w:tcW w:type="dxa" w:w="2160"/>
+            <w:shd w:fill="4472C4"/>
+          </w:tcPr>
+          <w:p>
+            <w:pPr>
+              <w:jc w:val="center"/>
+            </w:pPr>
+            <w:r>
+              <w:rPr>
+                <w:b/>
+                <w:color w:val="FFFFFF"/>
+                <w:sz w:val="20"/>
+              </w:rPr>
+              <w:t>Особенности при наладке КИПиА</w:t>
+            </w:r>
+          </w:p>
+        </w:tc>
+      </w:tr>
+      <w:tr>
+        <w:tc>
+          <w:tcPr>
+            <w:tcW w:type="dxa" w:w="2160"/>
+          </w:tcPr>
+          <w:p>
+            <w:r>
+              <w:rPr>
+                <w:sz w:val="20"/>
+              </w:rPr>
+              <w:t>Опиливание</w:t>
+            </w:r>
+          </w:p>
+        </w:tc>
+        <w:tc>
+          <w:tcPr>
+            <w:tcW w:type="dxa" w:w="2160"/>
+          </w:tcPr>
+          <w:p>
+            <w:r>
+              <w:rPr>
+                <w:sz w:val="20"/>
+              </w:rPr>
+              <w:t>Напильники (личные, бархатные)</w:t>
+            </w:r>
+          </w:p>
+        </w:tc>
+        <w:tc>
+          <w:tcPr>
+            <w:tcW w:type="dxa" w:w="2160"/>
+          </w:tcPr>
+          <w:p>
+            <w:r>
+              <w:rPr>
+                <w:sz w:val="20"/>
+              </w:rPr>
+              <w:t>IT8–IT12</w:t>
+            </w:r>
+          </w:p>
+        </w:tc>
+        <w:tc>
+          <w:tcPr>
+            <w:tcW w:type="dxa" w:w="2160"/>
+          </w:tcPr>
+          <w:p>
+            <w:r>
+              <w:rPr>
+                <w:sz w:val="20"/>
+              </w:rPr>
+              <w:t>Подгонка посадочных мест приборов</w:t>
+            </w:r>
+          </w:p>
+        </w:tc>
+      </w:tr>
+      <w:tr>
+        <w:tc>
+          <w:tcPr>
+            <w:tcW w:type="dxa" w:w="2160"/>
+          </w:tcPr>
+          <w:p>
+            <w:r>
+              <w:rPr>
+                <w:sz w:val="20"/>
+              </w:rPr>
+              <w:t>Сверление</w:t>
+            </w:r>
+          </w:p>
+        </w:tc>
+        <w:tc>
+          <w:tcPr>
+            <w:tcW w:type="dxa" w:w="2160"/>
+          </w:tcPr>
+          <w:p>
+            <w:r>
+              <w:rPr>
+                <w:sz w:val="20"/>
+              </w:rPr>
+              <w:t>Сверла спиральные</w:t>
+            </w:r>
+          </w:p>
+        </w:tc>
+        <w:tc>
+          <w:tcPr>
+            <w:tcW w:type="dxa" w:w="2160"/>
+          </w:tcPr>
+          <w:p>
+            <w:r>
+              <w:rPr>
+                <w:sz w:val="20"/>
+              </w:rPr>
+              <w:t>IT12–IT14</w:t>
+            </w:r>
+          </w:p>
+        </w:tc>
+        <w:tc>
+          <w:tcPr>
+            <w:tcW w:type="dxa" w:w="2160"/>
+          </w:tcPr>
+          <w:p>
+            <w:r>
+              <w:rPr>
+                <w:sz w:val="20"/>
+              </w:rPr>
+              <w:t>Установка крепёжных отверстий</w:t>
+            </w:r>
+          </w:p>
+        </w:tc>
+      </w:tr>
+      <w:tr>
+        <w:tc>
+          <w:tcPr>
+            <w:tcW w:type="dxa" w:w="2160"/>
+          </w:tcPr>
+          <w:p>
+            <w:r>
+              <w:rPr>
+                <w:sz w:val="20"/>
+              </w:rPr>
+              <w:t>Нарезание резьбы</w:t>
+            </w:r>
+          </w:p>
+        </w:tc>
+        <w:tc>
+          <w:tcPr>
+            <w:tcW w:type="dxa" w:w="2160"/>
+          </w:tcPr>
+          <w:p>
+            <w:r>
+              <w:rPr>
+                <w:sz w:val="20"/>
+              </w:rPr>
+              <w:t>Метчики, плашки</w:t>
+            </w:r>
+          </w:p>
+        </w:tc>
+        <w:tc>
+          <w:tcPr>
+            <w:tcW w:type="dxa" w:w="2160"/>
+          </w:tcPr>
+          <w:p>
+            <w:r>
+              <w:rPr>
+                <w:sz w:val="20"/>
+              </w:rPr>
+              <w:t>IT6–IT8</w:t>
+            </w:r>
+          </w:p>
+        </w:tc>
+        <w:tc>
+          <w:tcPr>
+            <w:tcW w:type="dxa" w:w="2160"/>
+          </w:tcPr>
+          <w:p>
+            <w:r>
+              <w:rPr>
+                <w:sz w:val="20"/>
+              </w:rPr>
+              <w:t>Изготовление резьбовых соединений</w:t>
+            </w:r>
+          </w:p>
+        </w:tc>
+      </w:tr>
+      <w:tr>
+        <w:tc>
+          <w:tcPr>
+            <w:tcW w:type="dxa" w:w="2160"/>
+          </w:tcPr>
+          <w:p>
+            <w:r>
+              <w:rPr>
+                <w:sz w:val="20"/>
+              </w:rPr>
+              <w:t>Разметка</w:t>
+            </w:r>
+          </w:p>
+        </w:tc>
+        <w:tc>
+          <w:tcPr>
+            <w:tcW w:type="dxa" w:w="2160"/>
+          </w:tcPr>
+          <w:p>
+            <w:r>
+              <w:rPr>
+                <w:sz w:val="20"/>
+              </w:rPr>
+              <w:t>Чертилка, кернер</w:t>
+            </w:r>
+          </w:p>
+        </w:tc>
+        <w:tc>
+          <w:tcPr>
+            <w:tcW w:type="dxa" w:w="2160"/>
+          </w:tcPr>
+          <w:p>
+            <w:r>
+              <w:rPr>
+                <w:sz w:val="20"/>
+              </w:rPr>
+              <w:t>IT14–IT16</w:t>
+            </w:r>
+          </w:p>
+        </w:tc>
+        <w:tc>
+          <w:tcPr>
+            <w:tcW w:type="dxa" w:w="2160"/>
+          </w:tcPr>
+          <w:p>
+            <w:r>
+              <w:rPr>
+                <w:sz w:val="20"/>
+              </w:rPr>
+              <w:t>Разметка перед обработкой</w:t>
+            </w:r>
+          </w:p>
+        </w:tc>
+      </w:tr>
+      <w:tr>
+        <w:tc>
+          <w:tcPr>
+            <w:tcW w:type="dxa" w:w="2160"/>
+          </w:tcPr>
+          <w:p>
+            <w:r>
+              <w:rPr>
+                <w:sz w:val="20"/>
+              </w:rPr>
+              <w:t>Гибка</w:t>
+            </w:r>
+          </w:p>
+        </w:tc>
+        <w:tc>
+          <w:tcPr>
+            <w:tcW w:type="dxa" w:w="2160"/>
+          </w:tcPr>
+          <w:p>
+            <w:r>
+              <w:rPr>
+                <w:sz w:val="20"/>
+              </w:rPr>
+              <w:t>Плоскогубцы, тиски</w:t>
+            </w:r>
+          </w:p>
+        </w:tc>
+        <w:tc>
+          <w:tcPr>
+            <w:tcW w:type="dxa" w:w="2160"/>
+          </w:tcPr>
+          <w:p>
+            <w:r>
+              <w:rPr>
+                <w:sz w:val="20"/>
+              </w:rPr>
+              <w:t>IT12–IT14</w:t>
+            </w:r>
+          </w:p>
+        </w:tc>
+        <w:tc>
+          <w:tcPr>
+            <w:tcW w:type="dxa" w:w="2160"/>
+          </w:tcPr>
+          <w:p>
+            <w:r>
+              <w:rPr>
+                <w:sz w:val="20"/>
+              </w:rPr>
+              <w:t>Изготовление скоб, кронштейнов</w:t>
+            </w:r>
+          </w:p>
+        </w:tc>
+      </w:tr>
+      <w:tr>
+        <w:tc>
+          <w:tcPr>
+            <w:tcW w:type="dxa" w:w="2160"/>
+          </w:tcPr>
+          <w:p>
+            <w:r>
+              <w:rPr>
+                <w:sz w:val="20"/>
+              </w:rPr>
+              <w:t>Шабрение</w:t>
+            </w:r>
+          </w:p>
+        </w:tc>
+        <w:tc>
+          <w:tcPr>
+            <w:tcW w:type="dxa" w:w="2160"/>
+          </w:tcPr>
+          <w:p>
+            <w:r>
+              <w:rPr>
+                <w:sz w:val="20"/>
+              </w:rPr>
+              <w:t>Шаберы</w:t>
+            </w:r>
+          </w:p>
+        </w:tc>
+        <w:tc>
+          <w:tcPr>
+            <w:tcW w:type="dxa" w:w="2160"/>
+          </w:tcPr>
+          <w:p>
+            <w:r>
+              <w:rPr>
+                <w:sz w:val="20"/>
+              </w:rPr>
+              <w:t>IT5–IT7</w:t>
+            </w:r>
+          </w:p>
+        </w:tc>
+        <w:tc>
+          <w:tcPr>
+            <w:tcW w:type="dxa" w:w="2160"/>
+          </w:tcPr>
+          <w:p>
+            <w:r>
+              <w:rPr>
+                <w:sz w:val="20"/>
+              </w:rPr>
+              <w:t>Точная подгонка поверхностей</w:t>
+            </w:r>
+          </w:p>
+        </w:tc>
+      </w:tr>
+    </w:tbl>
+    <w:p>
+      <w:pPr>
+        <w:jc w:val="center"/>
+      </w:pPr>
+      <w:r>
+        <w:rPr>
+          <w:i/>
+          <w:sz w:val="18"/>
+        </w:rPr>
+        <w:t>Таблица 2. Слесарные операции и точность при наладке КИПиА</w:t>
+      </w:r>
+    </w:p>
+    <w:p/>
+    <w:p>
+      <w:pPr>
+        <w:jc w:val="center"/>
+      </w:pPr>
+      <w:r>
+        <w:drawing>
+          <wp:inline xmlns:a="http://schemas.openxmlformats.org/drawingml/2006/main" xmlns:pic="http://schemas.openxmlformats.org/drawingml/2006/picture">
+            <wp:extent cx="4572000" cy="3013753"/>
+            <wp:docPr id="2" name="Picture 2"/>
+            <wp:cNvGraphicFramePr>
+              <a:graphicFrameLocks noChangeAspect="1"/>
+            </wp:cNvGraphicFramePr>
+            <a:graphic>
+              <a:graphicData uri="http://schemas.openxmlformats.org/drawingml/2006/picture">
+                <pic:pic>
+                  <pic:nvPicPr>
+                    <pic:cNvPr id="0" name="op_05_accuracy_classes.png"/>
+                    <pic:cNvPicPr/>
+                  </pic:nvPicPr>
+                  <pic:blipFill>
+                    <a:blip r:embed="rId9"/>
+                    <a:stretch>
+                      <a:fillRect/>
+                    </a:stretch>
+                  </pic:blipFill>
+                  <pic:spPr>
+                    <a:xfrm>
+                      <a:off x="0" y="0"/>
+                      <a:ext cx="4572000" cy="3013753"/>
+                    </a:xfrm>
+                    <a:prstGeom prst="rect"/>
+                  </pic:spPr>
+                </pic:pic>
+              </a:graphicData>
+            </a:graphic>
+          </wp:inline>
+        </w:drawing>
+      </w:r>
+    </w:p>
+    <w:p>
+      <w:pPr>
+        <w:jc w:val="center"/>
+      </w:pPr>
+      <w:r>
+        <w:rPr>
+          <w:i/>
+          <w:sz w:val="18"/>
+        </w:rPr>
+        <w:t>Рисунок 1. Классы точности измерительных инструментов для слесарных работ КИПиА</w:t>
       </w:r>
     </w:p>
     <w:p>
